--- a/rapports/2026-06-06/EQ24/EQ24_sup_v2/DR_033202050056/26-18-66-37.docx
+++ b/rapports/2026-06-06/EQ24/EQ24_sup_v2/DR_033202050056/26-18-66-37.docx
@@ -297,7 +297,7 @@
           <w:color w:val="1F6FEB"/>
           <w:sz w:val="22"/>
         </w:rPr>
-        <w:t>⚠ INCOHÉRENCES À CORRIGER (58)</w:t>
+        <w:t>⚠ INCOHÉRENCES À CORRIGER (50)</w:t>
       </w:r>
     </w:p>
     <w:tbl>
@@ -665,7 +665,7 @@
                 <w:i w:val="0"/>
                 <w:sz w:val="17"/>
               </w:rPr>
-              <w:t>Incohérence!!! seulement les écoles privées paient les frais de scolarité (y compris les frais d'inscription).</w:t>
+              <w:t>Incohérent!! Le niveau d'instruction déclaré par l'un des enfants (Ne sait pas) au niveau de la section 1 de IBRAHIMA NDIAYE diffère de celui donné par IBRAHIMA NDIAYE lui-même qui affirme ne pas avoir frequenté l'école formelle.</w:t>
             </w:r>
           </w:p>
         </w:tc>
@@ -698,7 +698,7 @@
                 <w:i w:val="0"/>
                 <w:sz w:val="16"/>
               </w:rPr>
-              <w:t>S02</w:t>
+              <w:t>S11</w:t>
               <w:br/>
             </w:r>
             <w:r>
@@ -708,7 +708,7 @@
                 <w:color w:val="64748B"/>
                 <w:sz w:val="14"/>
               </w:rPr>
-              <w:t>Éducation</w:t>
+              <w:t>Logement / cadre de vie</w:t>
             </w:r>
           </w:p>
         </w:tc>
@@ -724,7 +724,7 @@
                 <w:color w:val="16A34A"/>
                 <w:sz w:val="16"/>
               </w:rPr>
-              <w:t>—</w:t>
+              <w:t>s01q10, s02q30, s02q34, s03q50, s04q23, s04q24, s04q37, s04q44</w:t>
             </w:r>
           </w:p>
         </w:tc>
@@ -755,7 +755,7 @@
                 <w:i w:val="0"/>
                 <w:sz w:val="17"/>
               </w:rPr>
-              <w:t>Incohérent!! Le niveau d'instruction déclaré par l'un des enfants (Ne sait pas) au niveau de la section 1 de IBRAHIMA NDIAYE diffère de celui donné par IBRAHIMA NDIAYE lui-même qui affirme ne pas avoir frequenté l'école formelle.</w:t>
+              <w:t>Le montant de la dernière facture d'eau est de 0 FCFA  qui semble incohérent, Prière de vérifier les questions 11.23a et 11.23b auprès du ménage ou confirmer.</w:t>
             </w:r>
           </w:p>
         </w:tc>
@@ -814,7 +814,7 @@
                 <w:color w:val="16A34A"/>
                 <w:sz w:val="16"/>
               </w:rPr>
-              <w:t>s01q10, s02q30, s02q34, s03q50, s04q23, s04q24, s04q37, s04q44</w:t>
+              <w:t>s01q36, s01q38, s04q24, s02q13, s11q35a, s11q35b_code</w:t>
             </w:r>
           </w:p>
         </w:tc>
@@ -845,7 +845,7 @@
                 <w:i w:val="0"/>
                 <w:sz w:val="17"/>
               </w:rPr>
-              <w:t>Le montant de la dernière facture d'eau est de 0 FCFA  qui semble incohérent, Prière de vérifier les questions 11.23a et 11.23b auprès du ménage ou confirmer.</w:t>
+              <w:t>Le montant de la dernière facture d'électricité est de 34700 FCFA Tous les 2 mois qui semble incohérent, Prière de vérifier les questions 11.35a et 11.35b auprès du ménage ou confirmer.</w:t>
             </w:r>
           </w:p>
         </w:tc>
@@ -878,7 +878,7 @@
                 <w:i w:val="0"/>
                 <w:sz w:val="16"/>
               </w:rPr>
-              <w:t>S11</w:t>
+              <w:t>S13</w:t>
               <w:br/>
             </w:r>
             <w:r>
@@ -888,7 +888,7 @@
                 <w:color w:val="64748B"/>
                 <w:sz w:val="14"/>
               </w:rPr>
-              <w:t>Logement / cadre de vie</w:t>
+              <w:t>Transferts</w:t>
             </w:r>
           </w:p>
         </w:tc>
@@ -904,7 +904,7 @@
                 <w:color w:val="16A34A"/>
                 <w:sz w:val="16"/>
               </w:rPr>
-              <w:t>s01q36, s01q38, s04q24, s02q13, s11q35a, s11q35b_code</w:t>
+              <w:t>s00q27, s01q00a, s01q12, s01q13, s02q04, s03q11, s03q12, s01q01</w:t>
             </w:r>
           </w:p>
         </w:tc>
@@ -935,7 +935,7 @@
                 <w:i w:val="0"/>
                 <w:sz w:val="17"/>
               </w:rPr>
-              <w:t>Le montant de la dernière facture d'électricité est de 34700 FCFA Tous les 2 mois qui semble incohérent, Prière de vérifier les questions 11.35a et 11.35b auprès du ménage ou confirmer.</w:t>
+              <w:t>L'âge du béneficiaire d'argent dans la section 13b (Transfert emis) semble incoherent voir élévé, prière de verifier ou corriger.</w:t>
             </w:r>
           </w:p>
         </w:tc>
@@ -950,10 +950,10 @@
               <w:rPr>
                 <w:b/>
                 <w:i w:val="0"/>
-                <w:color w:val="DC2626"/>
+                <w:color w:val="EA580C"/>
                 <w:sz w:val="16"/>
               </w:rPr>
-              <w:t>Haute</w:t>
+              <w:t>Moyenne</w:t>
             </w:r>
           </w:p>
         </w:tc>
@@ -968,7 +968,7 @@
                 <w:i w:val="0"/>
                 <w:sz w:val="16"/>
               </w:rPr>
-              <w:t>S13</w:t>
+              <w:t>S00</w:t>
               <w:br/>
             </w:r>
             <w:r>
@@ -978,7 +978,7 @@
                 <w:color w:val="64748B"/>
                 <w:sz w:val="14"/>
               </w:rPr>
-              <w:t>Transferts</w:t>
+              <w:t>Identification</w:t>
             </w:r>
           </w:p>
         </w:tc>
@@ -994,7 +994,7 @@
                 <w:color w:val="16A34A"/>
                 <w:sz w:val="16"/>
               </w:rPr>
-              <w:t>s00q27, s01q00a, s01q12, s01q13, s02q04, s03q11, s03q12, s01q01</w:t>
+              <w:t>s00q27</w:t>
             </w:r>
           </w:p>
         </w:tc>
@@ -1025,7 +1025,7 @@
                 <w:i w:val="0"/>
                 <w:sz w:val="17"/>
               </w:rPr>
-              <w:t>L'âge du béneficiaire d'argent dans la section 13b (Transfert emis) semble incoherent voir élévé, prière de verifier ou corriger.</w:t>
+              <w:t>Le questionnaire semble ne pas être complètement fini mais le questionnaire est en statut complet, prière de compléter le questionnaire.</w:t>
             </w:r>
           </w:p>
         </w:tc>
@@ -1058,7 +1058,7 @@
                 <w:i w:val="0"/>
                 <w:sz w:val="16"/>
               </w:rPr>
-              <w:t>S00</w:t>
+              <w:t>S01</w:t>
               <w:br/>
             </w:r>
             <w:r>
@@ -1068,7 +1068,7 @@
                 <w:color w:val="64748B"/>
                 <w:sz w:val="14"/>
               </w:rPr>
-              <w:t>Identification</w:t>
+              <w:t>Démographie</w:t>
             </w:r>
           </w:p>
         </w:tc>
@@ -1084,7 +1084,7 @@
                 <w:color w:val="16A34A"/>
                 <w:sz w:val="16"/>
               </w:rPr>
-              <w:t>s00q27</w:t>
+              <w:t>—</w:t>
             </w:r>
           </w:p>
         </w:tc>
@@ -1115,7 +1115,7 @@
                 <w:i w:val="0"/>
                 <w:sz w:val="17"/>
               </w:rPr>
-              <w:t>Le questionnaire semble ne pas être complètement fini mais le questionnaire est en statut complet, prière de compléter le questionnaire.</w:t>
+              <w:t>Prière de verifier l'information donnée par KHADIM NIANG ou corriger au niveau de la section 1.</w:t>
             </w:r>
           </w:p>
         </w:tc>
@@ -1174,7 +1174,7 @@
                 <w:color w:val="16A34A"/>
                 <w:sz w:val="16"/>
               </w:rPr>
-              <w:t>s00q27, s01q03a, s01q03b, s01q03c, s01q00b</w:t>
+              <w:t>s01q10_1</w:t>
             </w:r>
           </w:p>
         </w:tc>
@@ -1205,7 +1205,7 @@
                 <w:i w:val="0"/>
                 <w:sz w:val="17"/>
               </w:rPr>
-              <w:t>Les informations sur l'acte de naissance (ni Jours, ni mois et ni années) de  AMADOU  NDIAYE  manquent, s'il vous plait pouvez-vous fournir d'effort pour avoir ces informations.</w:t>
+              <w:t>La taille du ménage lors de l'enquête principale (5) de ce ménage est inférieur à la taille du denombrement (9), prière de fournir des explications concrètes ou aller revisiter le ménage.</w:t>
             </w:r>
           </w:p>
         </w:tc>
@@ -1238,7 +1238,7 @@
                 <w:i w:val="0"/>
                 <w:sz w:val="16"/>
               </w:rPr>
-              <w:t>S01</w:t>
+              <w:t>S02</w:t>
               <w:br/>
             </w:r>
             <w:r>
@@ -1248,7 +1248,7 @@
                 <w:color w:val="64748B"/>
                 <w:sz w:val="14"/>
               </w:rPr>
-              <w:t>Démographie</w:t>
+              <w:t>Éducation</w:t>
             </w:r>
           </w:p>
         </w:tc>
@@ -1264,7 +1264,7 @@
                 <w:color w:val="16A34A"/>
                 <w:sz w:val="16"/>
               </w:rPr>
-              <w:t>s00q27, s01q03a, s01q03b, s01q03c, s01q00b</w:t>
+              <w:t>s01q63, s00q04, s02q25, s01q00b, s02q17_2, s02q15_2</w:t>
             </w:r>
           </w:p>
         </w:tc>
@@ -1295,7 +1295,7 @@
                 <w:i w:val="0"/>
                 <w:sz w:val="17"/>
               </w:rPr>
-              <w:t>Les informations sur l'acte de naissance (ni Jours, ni mois et ni années) de  FATIMA NDIAYE  manquent, s'il vous plait pouvez-vous fournir d'effort pour avoir ces informations.</w:t>
+              <w:t>Dans les milieux urbains c'est peu probable de voir une école dont les élèves ou étudiants ne dépensent pas en frais d'uniformes, prière de verifier pour AMADOU  NDIAYE qui fréquente 4ème année de Primaire et corriger ou confirmer avec le QG.</w:t>
             </w:r>
           </w:p>
         </w:tc>
@@ -1328,7 +1328,7 @@
                 <w:i w:val="0"/>
                 <w:sz w:val="16"/>
               </w:rPr>
-              <w:t>S01</w:t>
+              <w:t>S02</w:t>
               <w:br/>
             </w:r>
             <w:r>
@@ -1338,7 +1338,7 @@
                 <w:color w:val="64748B"/>
                 <w:sz w:val="14"/>
               </w:rPr>
-              <w:t>Démographie</w:t>
+              <w:t>Éducation</w:t>
             </w:r>
           </w:p>
         </w:tc>
@@ -1354,7 +1354,7 @@
                 <w:color w:val="16A34A"/>
                 <w:sz w:val="16"/>
               </w:rPr>
-              <w:t>s00q27, s01q03a, s01q03b, s01q03c, s01q00b</w:t>
+              <w:t>s01q63, s00q04, s02q25, s01q00b, s02q17_2, s02q15_2</w:t>
             </w:r>
           </w:p>
         </w:tc>
@@ -1385,7 +1385,7 @@
                 <w:i w:val="0"/>
                 <w:sz w:val="17"/>
               </w:rPr>
-              <w:t>Les informations sur l'acte de naissance (ni Jours, ni mois et ni années) de  KHADIM NIANG  manquent, s'il vous plait pouvez-vous fournir d'effort pour avoir ces informations.</w:t>
+              <w:t>Dans les milieux urbains c'est peu probable de voir une école dont les élèves ou étudiants ne dépensent pas en frais d'uniformes, prière de verifier pour FATIMA NDIAYE qui fréquente 1ére année de Primaire et corriger ou confirmer avec le QG.</w:t>
             </w:r>
           </w:p>
         </w:tc>
@@ -1418,7 +1418,7 @@
                 <w:i w:val="0"/>
                 <w:sz w:val="16"/>
               </w:rPr>
-              <w:t>S01</w:t>
+              <w:t>S02</w:t>
               <w:br/>
             </w:r>
             <w:r>
@@ -1428,7 +1428,7 @@
                 <w:color w:val="64748B"/>
                 <w:sz w:val="14"/>
               </w:rPr>
-              <w:t>Démographie</w:t>
+              <w:t>Éducation</w:t>
             </w:r>
           </w:p>
         </w:tc>
@@ -1475,7 +1475,7 @@
                 <w:i w:val="0"/>
                 <w:sz w:val="17"/>
               </w:rPr>
-              <w:t>Prière de verifier l'information donnée par KHADIM NIANG ou corriger au niveau de la section 1.</w:t>
+              <w:t>Merci de bien vouloir changé 2.04 en OUI et renseigné toutes les autres informations qui concerne IBRAHIMA NDIAYE .</w:t>
             </w:r>
           </w:p>
         </w:tc>
@@ -1508,7 +1508,7 @@
                 <w:i w:val="0"/>
                 <w:sz w:val="16"/>
               </w:rPr>
-              <w:t>S01</w:t>
+              <w:t>S03</w:t>
               <w:br/>
             </w:r>
             <w:r>
@@ -1518,7 +1518,7 @@
                 <w:color w:val="64748B"/>
                 <w:sz w:val="14"/>
               </w:rPr>
-              <w:t>Démographie</w:t>
+              <w:t>Santé</w:t>
             </w:r>
           </w:p>
         </w:tc>
@@ -1534,7 +1534,7 @@
                 <w:color w:val="16A34A"/>
                 <w:sz w:val="16"/>
               </w:rPr>
-              <w:t>s00q27, s01q03a, s01q03b, s01q03c, s01q00b</w:t>
+              <w:t>—</w:t>
             </w:r>
           </w:p>
         </w:tc>
@@ -1565,7 +1565,7 @@
                 <w:i w:val="0"/>
                 <w:sz w:val="17"/>
               </w:rPr>
-              <w:t>Les informations sur l'acte de naissance (ni Jours, ni mois et ni années) de  MAREME SALL  manquent, s'il vous plait pouvez-vous fournir d'effort pour avoir ces informations.</w:t>
+              <w:t>Veuillez revoir la section santé de ce ménage.</w:t>
             </w:r>
           </w:p>
         </w:tc>
@@ -1598,7 +1598,7 @@
                 <w:i w:val="0"/>
                 <w:sz w:val="16"/>
               </w:rPr>
-              <w:t>S01</w:t>
+              <w:t>S07</w:t>
               <w:br/>
             </w:r>
             <w:r>
@@ -1608,7 +1608,7 @@
                 <w:color w:val="64748B"/>
                 <w:sz w:val="14"/>
               </w:rPr>
-              <w:t>Démographie</w:t>
+              <w:t>Consommation alimentaire</w:t>
             </w:r>
           </w:p>
         </w:tc>
@@ -1624,7 +1624,7 @@
                 <w:color w:val="16A34A"/>
                 <w:sz w:val="16"/>
               </w:rPr>
-              <w:t>s01q10_1</w:t>
+              <w:t>—</w:t>
             </w:r>
           </w:p>
         </w:tc>
@@ -1655,7 +1655,7 @@
                 <w:i w:val="0"/>
                 <w:sz w:val="17"/>
               </w:rPr>
-              <w:t>La taille du ménage lors de l'enquête principale (5) de ce ménage est inférieur à la taille du denombrement (9), prière de fournir des explications concrètes ou aller revisiter le ménage.</w:t>
+              <w:t>Attention ! Le prix unitaire d'achat (1400 Fcfa) de Lait en poudre en Kg (taille unique) est relativement faible par rapport aux autres prix observés dans cette zone.</w:t>
             </w:r>
           </w:p>
         </w:tc>
@@ -1688,7 +1688,7 @@
                 <w:i w:val="0"/>
                 <w:sz w:val="16"/>
               </w:rPr>
-              <w:t>S02</w:t>
+              <w:t>S07</w:t>
               <w:br/>
             </w:r>
             <w:r>
@@ -1698,7 +1698,7 @@
                 <w:color w:val="64748B"/>
                 <w:sz w:val="14"/>
               </w:rPr>
-              <w:t>Éducation</w:t>
+              <w:t>Consommation alimentaire</w:t>
             </w:r>
           </w:p>
         </w:tc>
@@ -1745,7 +1745,7 @@
                 <w:i w:val="0"/>
                 <w:sz w:val="17"/>
               </w:rPr>
-              <w:t>veuillez, s'il vous plait, confirmer les frais de scolarité ( 2000 FCFA) payée de AMADOU  NDIAYE avec le QG ou apporter les corrections nécessaires.</w:t>
+              <w:t>Prière de corriger ou de confirmer avec le QG.</w:t>
             </w:r>
           </w:p>
         </w:tc>
@@ -1778,7 +1778,7 @@
                 <w:i w:val="0"/>
                 <w:sz w:val="16"/>
               </w:rPr>
-              <w:t>S02</w:t>
+              <w:t>S07</w:t>
               <w:br/>
             </w:r>
             <w:r>
@@ -1788,7 +1788,7 @@
                 <w:color w:val="64748B"/>
                 <w:sz w:val="14"/>
               </w:rPr>
-              <w:t>Éducation</w:t>
+              <w:t>Consommation alimentaire</w:t>
             </w:r>
           </w:p>
         </w:tc>
@@ -1804,7 +1804,7 @@
                 <w:color w:val="16A34A"/>
                 <w:sz w:val="16"/>
               </w:rPr>
-              <w:t>s01q63, s00q04, s02q25, s01q00b, s02q17_2, s02q15_2</w:t>
+              <w:t>—</w:t>
             </w:r>
           </w:p>
         </w:tc>
@@ -1835,7 +1835,7 @@
                 <w:i w:val="0"/>
                 <w:sz w:val="17"/>
               </w:rPr>
-              <w:t>Dans les milieux urbains c'est peu probable de voir une école dont les élèves ou étudiants ne dépensent pas en frais d'uniformes, prière de verifier pour AMADOU  NDIAYE qui fréquente 4ème année de Primaire et corriger ou confirmer avec le QG.</w:t>
+              <w:t>Attention ! Le prix unitaire d'achat (2500 Fcfa) de Café moulu en Kg (taille unique) est relativement faible par rapport aux autres prix observés dans cette zone.</w:t>
             </w:r>
           </w:p>
         </w:tc>
@@ -1868,7 +1868,7 @@
                 <w:i w:val="0"/>
                 <w:sz w:val="16"/>
               </w:rPr>
-              <w:t>S02</w:t>
+              <w:t>S07</w:t>
               <w:br/>
             </w:r>
             <w:r>
@@ -1878,7 +1878,7 @@
                 <w:color w:val="64748B"/>
                 <w:sz w:val="14"/>
               </w:rPr>
-              <w:t>Éducation</w:t>
+              <w:t>Consommation alimentaire</w:t>
             </w:r>
           </w:p>
         </w:tc>
@@ -1925,7 +1925,7 @@
                 <w:i w:val="0"/>
                 <w:sz w:val="17"/>
               </w:rPr>
-              <w:t>veuillez, s'il vous plait, confirmer les frais de scolarité ( 2000 FCFA) payée de FATIMA NDIAYE avec le QG ou apporter les corrections nécessaires.</w:t>
+              <w:t>Attention ! Le prix unitaire d'achat (50 Fcfa) de Piment séché/ poudre en Sachets (Petit) est relativement faible par rapport aux autres prix observés dans cette zone.</w:t>
             </w:r>
           </w:p>
         </w:tc>
@@ -1958,7 +1958,7 @@
                 <w:i w:val="0"/>
                 <w:sz w:val="16"/>
               </w:rPr>
-              <w:t>S02</w:t>
+              <w:t>S07</w:t>
               <w:br/>
             </w:r>
             <w:r>
@@ -1968,7 +1968,7 @@
                 <w:color w:val="64748B"/>
                 <w:sz w:val="14"/>
               </w:rPr>
-              <w:t>Éducation</w:t>
+              <w:t>Consommation alimentaire</w:t>
             </w:r>
           </w:p>
         </w:tc>
@@ -1984,7 +1984,7 @@
                 <w:color w:val="16A34A"/>
                 <w:sz w:val="16"/>
               </w:rPr>
-              <w:t>s01q63, s00q04, s02q25, s01q00b, s02q17_2, s02q15_2</w:t>
+              <w:t>—</w:t>
             </w:r>
           </w:p>
         </w:tc>
@@ -2015,7 +2015,7 @@
                 <w:i w:val="0"/>
                 <w:sz w:val="17"/>
               </w:rPr>
-              <w:t>Dans les milieux urbains c'est peu probable de voir une école dont les élèves ou étudiants ne dépensent pas en frais d'uniformes, prière de verifier pour FATIMA NDIAYE qui fréquente 1ére année de Primaire et corriger ou confirmer avec le QG.</w:t>
+              <w:t>Attention ! Soupçons de quantité anormale! Le ménage de IBRAHIMA NDIAYE avec une taille de 5 personnes a consommé 9.12 Kg en taille unique de Riz local entier qui est relativement élevé comme consommation par rapport à la condition de vie des autres ménages de même taille dans cette zone.</w:t>
             </w:r>
           </w:p>
         </w:tc>
@@ -2048,7 +2048,7 @@
                 <w:i w:val="0"/>
                 <w:sz w:val="16"/>
               </w:rPr>
-              <w:t>S02</w:t>
+              <w:t>S07</w:t>
               <w:br/>
             </w:r>
             <w:r>
@@ -2058,7 +2058,7 @@
                 <w:color w:val="64748B"/>
                 <w:sz w:val="14"/>
               </w:rPr>
-              <w:t>Éducation</w:t>
+              <w:t>Consommation alimentaire</w:t>
             </w:r>
           </w:p>
         </w:tc>
@@ -2105,7 +2105,7 @@
                 <w:i w:val="0"/>
                 <w:sz w:val="17"/>
               </w:rPr>
-              <w:t>Merci de bien vouloir changé 2.04 en OUI et renseigné toutes les autres informations qui concerne IBRAHIMA NDIAYE .</w:t>
+              <w:t>Attention ! Soupçons de quantité anormale! Le ménage de IBRAHIMA NDIAYE avec une taille de 5 personnes a consommé 4.24 Litre en taille unique de Huile d'arachide raffinée qui est relativement élevé comme consommation par rapport à la condition de vie des autres ménages de même taille dans cette zone.</w:t>
             </w:r>
           </w:p>
         </w:tc>
@@ -2138,7 +2138,7 @@
                 <w:i w:val="0"/>
                 <w:sz w:val="16"/>
               </w:rPr>
-              <w:t>S03</w:t>
+              <w:t>S09</w:t>
               <w:br/>
             </w:r>
             <w:r>
@@ -2148,7 +2148,7 @@
                 <w:color w:val="64748B"/>
                 <w:sz w:val="14"/>
               </w:rPr>
-              <w:t>Santé</w:t>
+              <w:t>Dépenses non alimentaires</w:t>
             </w:r>
           </w:p>
         </w:tc>
@@ -2164,7 +2164,7 @@
                 <w:color w:val="16A34A"/>
                 <w:sz w:val="16"/>
               </w:rPr>
-              <w:t>—</w:t>
+              <w:t>s09aq03, s09aq04, s09aq05, s09aq06, s09aq07</w:t>
             </w:r>
           </w:p>
         </w:tc>
@@ -2195,7 +2195,7 @@
                 <w:i w:val="0"/>
                 <w:sz w:val="17"/>
               </w:rPr>
-              <w:t>Veuillez revoir la section santé de ce ménage.</w:t>
+              <w:t>La somme des dépenses (1875000 Fcfa) pour Magal  de ce ménage semble  élevé, merci de regarder les montant pris dans les questions s09aq03 s09aq04 s09aq05 s09aq06 s09aq07 et corriger ou confirmer ces montants avec le QG.</w:t>
             </w:r>
           </w:p>
         </w:tc>
@@ -2228,7 +2228,7 @@
                 <w:i w:val="0"/>
                 <w:sz w:val="16"/>
               </w:rPr>
-              <w:t>S07</w:t>
+              <w:t>S09</w:t>
               <w:br/>
             </w:r>
             <w:r>
@@ -2238,7 +2238,7 @@
                 <w:color w:val="64748B"/>
                 <w:sz w:val="14"/>
               </w:rPr>
-              <w:t>Consommation alimentaire</w:t>
+              <w:t>Dépenses non alimentaires</w:t>
             </w:r>
           </w:p>
         </w:tc>
@@ -2285,7 +2285,7 @@
                 <w:i w:val="0"/>
                 <w:sz w:val="17"/>
               </w:rPr>
-              <w:t>Attention ! Le prix unitaire d'achat (1400 Fcfa) de Lait en poudre en Kg (taille unique) est relativement faible par rapport aux autres prix observés dans cette zone.</w:t>
+              <w:t>Attention ! La dépense du ménage de IBRAHIMA NDIAYE (4000 Fcfa) au cours de 7 derniers jours de Essence pour motocyclette est relativement élevé.</w:t>
             </w:r>
           </w:p>
         </w:tc>
@@ -2318,7 +2318,7 @@
                 <w:i w:val="0"/>
                 <w:sz w:val="16"/>
               </w:rPr>
-              <w:t>S07</w:t>
+              <w:t>S09</w:t>
               <w:br/>
             </w:r>
             <w:r>
@@ -2328,7 +2328,7 @@
                 <w:color w:val="64748B"/>
                 <w:sz w:val="14"/>
               </w:rPr>
-              <w:t>Consommation alimentaire</w:t>
+              <w:t>Dépenses non alimentaires</w:t>
             </w:r>
           </w:p>
         </w:tc>
@@ -2408,7 +2408,7 @@
                 <w:i w:val="0"/>
                 <w:sz w:val="16"/>
               </w:rPr>
-              <w:t>S07</w:t>
+              <w:t>S09</w:t>
               <w:br/>
             </w:r>
             <w:r>
@@ -2418,7 +2418,7 @@
                 <w:color w:val="64748B"/>
                 <w:sz w:val="14"/>
               </w:rPr>
-              <w:t>Consommation alimentaire</w:t>
+              <w:t>Dépenses non alimentaires</w:t>
             </w:r>
           </w:p>
         </w:tc>
@@ -2465,7 +2465,7 @@
                 <w:i w:val="0"/>
                 <w:sz w:val="17"/>
               </w:rPr>
-              <w:t>Attention ! Le prix unitaire d'achat (2500 Fcfa) de Café moulu en Kg (taille unique) est relativement faible par rapport aux autres prix observés dans cette zone.</w:t>
+              <w:t>La dernière fois que vous avez acheté Frais de blanchiment des vêtements, linge, etc.</w:t>
             </w:r>
           </w:p>
         </w:tc>
@@ -2498,7 +2498,7 @@
                 <w:i w:val="0"/>
                 <w:sz w:val="16"/>
               </w:rPr>
-              <w:t>S07</w:t>
+              <w:t>S09</w:t>
               <w:br/>
             </w:r>
             <w:r>
@@ -2508,7 +2508,7 @@
                 <w:color w:val="64748B"/>
                 <w:sz w:val="14"/>
               </w:rPr>
-              <w:t>Consommation alimentaire</w:t>
+              <w:t>Dépenses non alimentaires</w:t>
             </w:r>
           </w:p>
         </w:tc>
@@ -2524,7 +2524,7 @@
                 <w:color w:val="16A34A"/>
                 <w:sz w:val="16"/>
               </w:rPr>
-              <w:t>—</w:t>
+              <w:t>s01q23, s01q00b, s01q23_autre</w:t>
             </w:r>
           </w:p>
         </w:tc>
@@ -2555,7 +2555,7 @@
                 <w:i w:val="0"/>
                 <w:sz w:val="17"/>
               </w:rPr>
-              <w:t>Attention ! Le prix unitaire d'achat (50 Fcfa) de Piment séché/ poudre en Sachets (Petit) est relativement faible par rapport aux autres prix observés dans cette zone.</w:t>
+              <w:t>(Pressing) est A domicile et semble exister dans les modalités, prière de prendre attache avec le QG pour plus d'explication afin de la classer bien.</w:t>
             </w:r>
           </w:p>
         </w:tc>
@@ -2588,7 +2588,7 @@
                 <w:i w:val="0"/>
                 <w:sz w:val="16"/>
               </w:rPr>
-              <w:t>S07</w:t>
+              <w:t>S09</w:t>
               <w:br/>
             </w:r>
             <w:r>
@@ -2598,7 +2598,7 @@
                 <w:color w:val="64748B"/>
                 <w:sz w:val="14"/>
               </w:rPr>
-              <w:t>Consommation alimentaire</w:t>
+              <w:t>Dépenses non alimentaires</w:t>
             </w:r>
           </w:p>
         </w:tc>
@@ -2645,7 +2645,7 @@
                 <w:i w:val="0"/>
                 <w:sz w:val="17"/>
               </w:rPr>
-              <w:t>Attention ! Soupçons de quantité anormale! Le ménage de IBRAHIMA NDIAYE avec une taille de 5 personnes a consommé 9.12 Kg en taille unique de Riz local entier qui est relativement élevé comme consommation par rapport à la condition de vie des autres ménages de même taille dans cette zone.</w:t>
+              <w:t>Attention ! La dépense du ménage de IBRAHIMA NDIAYE (8000 Fcfa) au cours de 30 derniers jours de Frais de blanchiment des vêtements, linge, etc.</w:t>
             </w:r>
           </w:p>
         </w:tc>
@@ -2678,7 +2678,7 @@
                 <w:i w:val="0"/>
                 <w:sz w:val="16"/>
               </w:rPr>
-              <w:t>S07</w:t>
+              <w:t>S09</w:t>
               <w:br/>
             </w:r>
             <w:r>
@@ -2688,7 +2688,7 @@
                 <w:color w:val="64748B"/>
                 <w:sz w:val="14"/>
               </w:rPr>
-              <w:t>Consommation alimentaire</w:t>
+              <w:t>Dépenses non alimentaires</w:t>
             </w:r>
           </w:p>
         </w:tc>
@@ -2735,7 +2735,7 @@
                 <w:i w:val="0"/>
                 <w:sz w:val="17"/>
               </w:rPr>
-              <w:t>Attention ! Soupçons de quantité anormale! Le ménage de IBRAHIMA NDIAYE avec une taille de 5 personnes a consommé 4.24 Litre en taille unique de Huile d'arachide raffinée qui est relativement élevé comme consommation par rapport à la condition de vie des autres ménages de même taille dans cette zone.</w:t>
+              <w:t>(Pressing) est relativement élevé.</w:t>
             </w:r>
           </w:p>
         </w:tc>
@@ -2794,7 +2794,7 @@
                 <w:color w:val="16A34A"/>
                 <w:sz w:val="16"/>
               </w:rPr>
-              <w:t>s09aq03, s09aq04, s09aq05, s09aq06, s09aq07</w:t>
+              <w:t>—</w:t>
             </w:r>
           </w:p>
         </w:tc>
@@ -2825,7 +2825,7 @@
                 <w:i w:val="0"/>
                 <w:sz w:val="17"/>
               </w:rPr>
-              <w:t>La somme des dépenses (1875000 Fcfa) pour Magal  de ce ménage semble  élevé, merci de regarder les montant pris dans les questions s09aq03 s09aq04 s09aq05 s09aq06 s09aq07 et corriger ou confirmer ces montants avec le QG.</w:t>
+              <w:t>Prière de corriger ou de confirmer avec le QG.</w:t>
             </w:r>
           </w:p>
         </w:tc>
@@ -2915,7 +2915,7 @@
                 <w:i w:val="0"/>
                 <w:sz w:val="17"/>
               </w:rPr>
-              <w:t>Attention ! La dépense du ménage de IBRAHIMA NDIAYE (4000 Fcfa) au cours de 7 derniers jours de Essence pour motocyclette est relativement élevé.</w:t>
+              <w:t>Attention ! La dépense du ménage de IBRAHIMA NDIAYE (1500 Fcfa) au cours de 3 derniers mois de Transport inter-localité à traction animale est relativement élevé.</w:t>
             </w:r>
           </w:p>
         </w:tc>
@@ -3095,7 +3095,7 @@
                 <w:i w:val="0"/>
                 <w:sz w:val="17"/>
               </w:rPr>
-              <w:t>La dernière fois que vous avez acheté Frais de blanchiment des vêtements, linge, etc.</w:t>
+              <w:t>Attention ! La dépense du ménage de IBRAHIMA NDIAYE (1000 Fcfa) au cours de 6 derniers mois de Frais de confection et de réparation de vêtements enfants est relativement élevé.</w:t>
             </w:r>
           </w:p>
         </w:tc>
@@ -3154,7 +3154,7 @@
                 <w:color w:val="16A34A"/>
                 <w:sz w:val="16"/>
               </w:rPr>
-              <w:t>s01q23, s01q00b, s01q23_autre</w:t>
+              <w:t>—</w:t>
             </w:r>
           </w:p>
         </w:tc>
@@ -3185,7 +3185,7 @@
                 <w:i w:val="0"/>
                 <w:sz w:val="17"/>
               </w:rPr>
-              <w:t>(Pressing) est A domicile et semble exister dans les modalités, prière de prendre attache avec le QG pour plus d'explication afin de la classer bien.</w:t>
+              <w:t>Prière de corriger ou de confirmer avec le QG.</w:t>
             </w:r>
           </w:p>
         </w:tc>
@@ -3275,7 +3275,7 @@
                 <w:i w:val="0"/>
                 <w:sz w:val="17"/>
               </w:rPr>
-              <w:t>Attention ! La dépense du ménage de IBRAHIMA NDIAYE (8000 Fcfa) au cours de 30 derniers jours de Frais de blanchiment des vêtements, linge, etc.</w:t>
+              <w:t>Attention ! La dépense du ménage de IBRAHIMA NDIAYE (100000 Fcfa) au cours de 12 derniers mois de Autres matériaux pour construction ou grosses réparations logement: tôles, bois de charpente, planches, lattes, contre-plaqués, matériaux d'électricité, matériaux de plomberie, matériaux de peinture, carreaux, tapis et revêtement du sol, etc est relativement élevé.</w:t>
             </w:r>
           </w:p>
         </w:tc>
@@ -3365,7 +3365,7 @@
                 <w:i w:val="0"/>
                 <w:sz w:val="17"/>
               </w:rPr>
-              <w:t>(Pressing) est relativement élevé.</w:t>
+              <w:t>Prière de corriger ou de confirmer avec le QG.</w:t>
             </w:r>
           </w:p>
         </w:tc>
@@ -3455,7 +3455,7 @@
                 <w:i w:val="0"/>
                 <w:sz w:val="17"/>
               </w:rPr>
-              <w:t>Prière de corriger ou de confirmer avec le QG.</w:t>
+              <w:t>Attention ! La dépense du ménage de IBRAHIMA NDIAYE (200000 Fcfa) au cours de 12 derniers mois de Matériel pour l'entretien et les petites réparations du logement (remplacement d'une tôle, d'une vitre, etc.</w:t>
             </w:r>
           </w:p>
         </w:tc>
@@ -3545,7 +3545,7 @@
                 <w:i w:val="0"/>
                 <w:sz w:val="17"/>
               </w:rPr>
-              <w:t>Attention ! La dépense du ménage de IBRAHIMA NDIAYE (1500 Fcfa) au cours de 3 derniers mois de Transport inter-localité à traction animale est relativement élevé.</w:t>
+              <w:t>) est relativement élevé.</w:t>
             </w:r>
           </w:p>
         </w:tc>
@@ -3635,7 +3635,7 @@
                 <w:i w:val="0"/>
                 <w:sz w:val="17"/>
               </w:rPr>
-              <w:t>Prière de corriger ou de confirmer avec le QG.</w:t>
+              <w:t>Attention ! La dépense du ménage de IBRAHIMA NDIAYE (230000 Fcfa) au cours de 12 derniers mois de Main-d'oeuvre et services d'entretien et de réparation courante du logement  (vidange fosse septique,main d'œuvre pour l'entretien du logement, etc.</w:t>
             </w:r>
           </w:p>
         </w:tc>
@@ -3668,7 +3668,7 @@
                 <w:i w:val="0"/>
                 <w:sz w:val="16"/>
               </w:rPr>
-              <w:t>S09</w:t>
+              <w:t>S11</w:t>
               <w:br/>
             </w:r>
             <w:r>
@@ -3678,7 +3678,7 @@
                 <w:color w:val="64748B"/>
                 <w:sz w:val="14"/>
               </w:rPr>
-              <w:t>Dépenses non alimentaires</w:t>
+              <w:t>Logement / cadre de vie</w:t>
             </w:r>
           </w:p>
         </w:tc>
@@ -3694,7 +3694,7 @@
                 <w:color w:val="16A34A"/>
                 <w:sz w:val="16"/>
               </w:rPr>
-              <w:t>—</w:t>
+              <w:t>s01q23, s01q00b, s01q23_autre</w:t>
             </w:r>
           </w:p>
         </w:tc>
@@ -3725,7 +3725,7 @@
                 <w:i w:val="0"/>
                 <w:sz w:val="17"/>
               </w:rPr>
-              <w:t>Attention ! La dépense du ménage de IBRAHIMA NDIAYE (1000 Fcfa) au cours de 6 derniers mois de Frais de confection et de réparation de vêtements enfants est relativement élevé.</w:t>
+              <w:t>En cas de coupure de courant du réseau, la source d’énergie que le ménage utilise est telephone et semble exister dans les modalités, prière de prendre attache avec le QG pour plus d'explication afin de la classer bien.</w:t>
             </w:r>
           </w:p>
         </w:tc>
@@ -3758,7 +3758,7 @@
                 <w:i w:val="0"/>
                 <w:sz w:val="16"/>
               </w:rPr>
-              <w:t>S09</w:t>
+              <w:t>S11</w:t>
               <w:br/>
             </w:r>
             <w:r>
@@ -3768,7 +3768,7 @@
                 <w:color w:val="64748B"/>
                 <w:sz w:val="14"/>
               </w:rPr>
-              <w:t>Dépenses non alimentaires</w:t>
+              <w:t>Logement / cadre de vie</w:t>
             </w:r>
           </w:p>
         </w:tc>
@@ -3815,7 +3815,7 @@
                 <w:i w:val="0"/>
                 <w:sz w:val="17"/>
               </w:rPr>
-              <w:t>Prière de corriger ou de confirmer avec le QG.</w:t>
+              <w:t>Attention!!! Les ménages vivants dans un(e) Maison Basse à DIOURBEL Urbain ont généralement comme principal matériau de revêtement du sol du logement le/la Terre battue/Sable, mais celui du ménage de IBRAHIMA NDIAYE (Ciment/Béton) diffère de celui-ci.</w:t>
             </w:r>
           </w:p>
         </w:tc>
@@ -3848,7 +3848,7 @@
                 <w:i w:val="0"/>
                 <w:sz w:val="16"/>
               </w:rPr>
-              <w:t>S09</w:t>
+              <w:t>S11</w:t>
               <w:br/>
             </w:r>
             <w:r>
@@ -3858,7 +3858,7 @@
                 <w:color w:val="64748B"/>
                 <w:sz w:val="14"/>
               </w:rPr>
-              <w:t>Dépenses non alimentaires</w:t>
+              <w:t>Logement / cadre de vie</w:t>
             </w:r>
           </w:p>
         </w:tc>
@@ -3905,7 +3905,7 @@
                 <w:i w:val="0"/>
                 <w:sz w:val="17"/>
               </w:rPr>
-              <w:t>Attention ! La dépense du ménage de IBRAHIMA NDIAYE (100000 Fcfa) au cours de 12 derniers mois de Autres matériaux pour construction ou grosses réparations logement: tôles, bois de charpente, planches, lattes, contre-plaqués, matériaux d'électricité, matériaux de plomberie, matériaux de peinture, carreaux, tapis et revêtement du sol, etc est relativement élevé.</w:t>
+              <w:t>Prière de vérifier pour être sûr que vous avez choisi les bonnes modalités des questions 11.01 et 11.19.</w:t>
             </w:r>
           </w:p>
         </w:tc>
@@ -3938,7 +3938,7 @@
                 <w:i w:val="0"/>
                 <w:sz w:val="16"/>
               </w:rPr>
-              <w:t>S09</w:t>
+              <w:t>S11</w:t>
               <w:br/>
             </w:r>
             <w:r>
@@ -3948,7 +3948,7 @@
                 <w:color w:val="64748B"/>
                 <w:sz w:val="14"/>
               </w:rPr>
-              <w:t>Dépenses non alimentaires</w:t>
+              <w:t>Logement / cadre de vie</w:t>
             </w:r>
           </w:p>
         </w:tc>
@@ -3995,7 +3995,7 @@
                 <w:i w:val="0"/>
                 <w:sz w:val="17"/>
               </w:rPr>
-              <w:t>Prière de corriger ou de confirmer avec le QG.</w:t>
+              <w:t>Merci de ne pas corriger si vous êtes sûr de celui donné par le ménage et observé par vous.</w:t>
             </w:r>
           </w:p>
         </w:tc>
@@ -4028,7 +4028,7 @@
                 <w:i w:val="0"/>
                 <w:sz w:val="16"/>
               </w:rPr>
-              <w:t>S09</w:t>
+              <w:t>S12</w:t>
               <w:br/>
             </w:r>
             <w:r>
@@ -4038,7 +4038,7 @@
                 <w:color w:val="64748B"/>
                 <w:sz w:val="14"/>
               </w:rPr>
-              <w:t>Dépenses non alimentaires</w:t>
+              <w:t>Avoirs / biens durables</w:t>
             </w:r>
           </w:p>
         </w:tc>
@@ -4085,7 +4085,7 @@
                 <w:i w:val="0"/>
                 <w:sz w:val="17"/>
               </w:rPr>
-              <w:t>Attention ! La dépense du ménage de IBRAHIMA NDIAYE (200000 Fcfa) au cours de 12 derniers mois de Matériel pour l'entretien et les petites réparations du logement (remplacement d'une tôle, d'une vitre, etc.</w:t>
+              <w:t>Attention ! Ventilateur sur pied a été achété à 76000 Fcfa est relativement élevé par rapport aux autres prix d'achat observés dans cette zone.</w:t>
             </w:r>
           </w:p>
         </w:tc>
@@ -4118,7 +4118,7 @@
                 <w:i w:val="0"/>
                 <w:sz w:val="16"/>
               </w:rPr>
-              <w:t>S09</w:t>
+              <w:t>S12</w:t>
               <w:br/>
             </w:r>
             <w:r>
@@ -4128,7 +4128,7 @@
                 <w:color w:val="64748B"/>
                 <w:sz w:val="14"/>
               </w:rPr>
-              <w:t>Dépenses non alimentaires</w:t>
+              <w:t>Avoirs / biens durables</w:t>
             </w:r>
           </w:p>
         </w:tc>
@@ -4175,7 +4175,7 @@
                 <w:i w:val="0"/>
                 <w:sz w:val="17"/>
               </w:rPr>
-              <w:t>) est relativement élevé.</w:t>
+              <w:t>Prière de corriger ou de confirmer avec le QG.</w:t>
             </w:r>
           </w:p>
         </w:tc>
@@ -4208,7 +4208,7 @@
                 <w:i w:val="0"/>
                 <w:sz w:val="16"/>
               </w:rPr>
-              <w:t>S09</w:t>
+              <w:t>S12</w:t>
               <w:br/>
             </w:r>
             <w:r>
@@ -4218,7 +4218,7 @@
                 <w:color w:val="64748B"/>
                 <w:sz w:val="14"/>
               </w:rPr>
-              <w:t>Dépenses non alimentaires</w:t>
+              <w:t>Avoirs / biens durables</w:t>
             </w:r>
           </w:p>
         </w:tc>
@@ -4265,727 +4265,7 @@
                 <w:i w:val="0"/>
                 <w:sz w:val="17"/>
               </w:rPr>
-              <w:t>Attention ! La dépense du ménage de IBRAHIMA NDIAYE (230000 Fcfa) au cours de 12 derniers mois de Main-d'oeuvre et services d'entretien et de réparation courante du logement  (vidange fosse septique,main d'œuvre pour l'entretien du logement, etc.</w:t>
-            </w:r>
-          </w:p>
-        </w:tc>
-      </w:tr>
-      <w:tr>
-        <w:tc>
-          <w:tcPr>
-            <w:tcW w:type="dxa" w:w="964"/>
-          </w:tcPr>
-          <w:p>
-            <w:r>
-              <w:rPr>
-                <w:b/>
-                <w:i w:val="0"/>
-                <w:color w:val="EA580C"/>
-                <w:sz w:val="16"/>
-              </w:rPr>
-              <w:t>Moyenne</w:t>
-            </w:r>
-          </w:p>
-        </w:tc>
-        <w:tc>
-          <w:tcPr>
-            <w:tcW w:type="dxa" w:w="1247"/>
-          </w:tcPr>
-          <w:p>
-            <w:r>
-              <w:rPr>
-                <w:b/>
-                <w:i w:val="0"/>
-                <w:sz w:val="16"/>
-              </w:rPr>
-              <w:t>S11</w:t>
-              <w:br/>
-            </w:r>
-            <w:r>
-              <w:rPr>
-                <w:b w:val="0"/>
-                <w:i w:val="0"/>
-                <w:color w:val="64748B"/>
-                <w:sz w:val="14"/>
-              </w:rPr>
-              <w:t>Logement / cadre de vie</w:t>
-            </w:r>
-          </w:p>
-        </w:tc>
-        <w:tc>
-          <w:tcPr>
-            <w:tcW w:type="dxa" w:w="1531"/>
-          </w:tcPr>
-          <w:p>
-            <w:r>
-              <w:rPr>
-                <w:b/>
-                <w:i w:val="0"/>
-                <w:color w:val="16A34A"/>
-                <w:sz w:val="16"/>
-              </w:rPr>
-              <w:t>s01q23, s01q00b, s01q23_autre</w:t>
-            </w:r>
-          </w:p>
-        </w:tc>
-        <w:tc>
-          <w:tcPr>
-            <w:tcW w:type="dxa" w:w="1191"/>
-          </w:tcPr>
-          <w:p>
-            <w:r>
-              <w:rPr>
-                <w:b w:val="0"/>
-                <w:i w:val="0"/>
-                <w:color w:val="64748B"/>
-                <w:sz w:val="16"/>
-              </w:rPr>
-              <w:t>GT-CQ</w:t>
-            </w:r>
-          </w:p>
-        </w:tc>
-        <w:tc>
-          <w:tcPr>
-            <w:tcW w:type="dxa" w:w="4706"/>
-          </w:tcPr>
-          <w:p>
-            <w:r>
-              <w:rPr>
-                <w:b w:val="0"/>
-                <w:i w:val="0"/>
-                <w:sz w:val="17"/>
-              </w:rPr>
-              <w:t>En cas de coupure de courant du réseau, la source d’énergie que le ménage utilise est telephone et semble exister dans les modalités, prière de prendre attache avec le QG pour plus d'explication afin de la classer bien.</w:t>
-            </w:r>
-          </w:p>
-        </w:tc>
-      </w:tr>
-      <w:tr>
-        <w:tc>
-          <w:tcPr>
-            <w:tcW w:type="dxa" w:w="964"/>
-          </w:tcPr>
-          <w:p>
-            <w:r>
-              <w:rPr>
-                <w:b/>
-                <w:i w:val="0"/>
-                <w:color w:val="EA580C"/>
-                <w:sz w:val="16"/>
-              </w:rPr>
-              <w:t>Moyenne</w:t>
-            </w:r>
-          </w:p>
-        </w:tc>
-        <w:tc>
-          <w:tcPr>
-            <w:tcW w:type="dxa" w:w="1247"/>
-          </w:tcPr>
-          <w:p>
-            <w:r>
-              <w:rPr>
-                <w:b/>
-                <w:i w:val="0"/>
-                <w:sz w:val="16"/>
-              </w:rPr>
-              <w:t>S11</w:t>
-              <w:br/>
-            </w:r>
-            <w:r>
-              <w:rPr>
-                <w:b w:val="0"/>
-                <w:i w:val="0"/>
-                <w:color w:val="64748B"/>
-                <w:sz w:val="14"/>
-              </w:rPr>
-              <w:t>Logement / cadre de vie</w:t>
-            </w:r>
-          </w:p>
-        </w:tc>
-        <w:tc>
-          <w:tcPr>
-            <w:tcW w:type="dxa" w:w="1531"/>
-          </w:tcPr>
-          <w:p>
-            <w:r>
-              <w:rPr>
-                <w:b/>
-                <w:i w:val="0"/>
-                <w:color w:val="16A34A"/>
-                <w:sz w:val="16"/>
-              </w:rPr>
-              <w:t>—</w:t>
-            </w:r>
-          </w:p>
-        </w:tc>
-        <w:tc>
-          <w:tcPr>
-            <w:tcW w:type="dxa" w:w="1191"/>
-          </w:tcPr>
-          <w:p>
-            <w:r>
-              <w:rPr>
-                <w:b w:val="0"/>
-                <w:i w:val="0"/>
-                <w:color w:val="64748B"/>
-                <w:sz w:val="16"/>
-              </w:rPr>
-              <w:t>GT-CQ</w:t>
-            </w:r>
-          </w:p>
-        </w:tc>
-        <w:tc>
-          <w:tcPr>
-            <w:tcW w:type="dxa" w:w="4706"/>
-          </w:tcPr>
-          <w:p>
-            <w:r>
-              <w:rPr>
-                <w:b w:val="0"/>
-                <w:i w:val="0"/>
-                <w:sz w:val="17"/>
-              </w:rPr>
-              <w:t>Attention!!! Les ménages vivants dans un(e) Maison Basse à DIOURBEL Urbain ont généralement comme principal matériau de revêtement du sol du logement le/la Terre battue/Sable, mais celui du ménage de IBRAHIMA NDIAYE (Ciment/Béton) diffère de celui-ci.</w:t>
-            </w:r>
-          </w:p>
-        </w:tc>
-      </w:tr>
-      <w:tr>
-        <w:tc>
-          <w:tcPr>
-            <w:tcW w:type="dxa" w:w="964"/>
-          </w:tcPr>
-          <w:p>
-            <w:r>
-              <w:rPr>
-                <w:b/>
-                <w:i w:val="0"/>
-                <w:color w:val="EA580C"/>
-                <w:sz w:val="16"/>
-              </w:rPr>
-              <w:t>Moyenne</w:t>
-            </w:r>
-          </w:p>
-        </w:tc>
-        <w:tc>
-          <w:tcPr>
-            <w:tcW w:type="dxa" w:w="1247"/>
-          </w:tcPr>
-          <w:p>
-            <w:r>
-              <w:rPr>
-                <w:b/>
-                <w:i w:val="0"/>
-                <w:sz w:val="16"/>
-              </w:rPr>
-              <w:t>S11</w:t>
-              <w:br/>
-            </w:r>
-            <w:r>
-              <w:rPr>
-                <w:b w:val="0"/>
-                <w:i w:val="0"/>
-                <w:color w:val="64748B"/>
-                <w:sz w:val="14"/>
-              </w:rPr>
-              <w:t>Logement / cadre de vie</w:t>
-            </w:r>
-          </w:p>
-        </w:tc>
-        <w:tc>
-          <w:tcPr>
-            <w:tcW w:type="dxa" w:w="1531"/>
-          </w:tcPr>
-          <w:p>
-            <w:r>
-              <w:rPr>
-                <w:b/>
-                <w:i w:val="0"/>
-                <w:color w:val="16A34A"/>
-                <w:sz w:val="16"/>
-              </w:rPr>
-              <w:t>—</w:t>
-            </w:r>
-          </w:p>
-        </w:tc>
-        <w:tc>
-          <w:tcPr>
-            <w:tcW w:type="dxa" w:w="1191"/>
-          </w:tcPr>
-          <w:p>
-            <w:r>
-              <w:rPr>
-                <w:b w:val="0"/>
-                <w:i w:val="0"/>
-                <w:color w:val="64748B"/>
-                <w:sz w:val="16"/>
-              </w:rPr>
-              <w:t>GT-CQ</w:t>
-            </w:r>
-          </w:p>
-        </w:tc>
-        <w:tc>
-          <w:tcPr>
-            <w:tcW w:type="dxa" w:w="4706"/>
-          </w:tcPr>
-          <w:p>
-            <w:r>
-              <w:rPr>
-                <w:b w:val="0"/>
-                <w:i w:val="0"/>
-                <w:sz w:val="17"/>
-              </w:rPr>
-              <w:t>Prière de vérifier pour être sûr que vous avez choisi les bonnes modalités des questions 11.01 et 11.19.</w:t>
-            </w:r>
-          </w:p>
-        </w:tc>
-      </w:tr>
-      <w:tr>
-        <w:tc>
-          <w:tcPr>
-            <w:tcW w:type="dxa" w:w="964"/>
-          </w:tcPr>
-          <w:p>
-            <w:r>
-              <w:rPr>
-                <w:b/>
-                <w:i w:val="0"/>
-                <w:color w:val="EA580C"/>
-                <w:sz w:val="16"/>
-              </w:rPr>
-              <w:t>Moyenne</w:t>
-            </w:r>
-          </w:p>
-        </w:tc>
-        <w:tc>
-          <w:tcPr>
-            <w:tcW w:type="dxa" w:w="1247"/>
-          </w:tcPr>
-          <w:p>
-            <w:r>
-              <w:rPr>
-                <w:b/>
-                <w:i w:val="0"/>
-                <w:sz w:val="16"/>
-              </w:rPr>
-              <w:t>S11</w:t>
-              <w:br/>
-            </w:r>
-            <w:r>
-              <w:rPr>
-                <w:b w:val="0"/>
-                <w:i w:val="0"/>
-                <w:color w:val="64748B"/>
-                <w:sz w:val="14"/>
-              </w:rPr>
-              <w:t>Logement / cadre de vie</w:t>
-            </w:r>
-          </w:p>
-        </w:tc>
-        <w:tc>
-          <w:tcPr>
-            <w:tcW w:type="dxa" w:w="1531"/>
-          </w:tcPr>
-          <w:p>
-            <w:r>
-              <w:rPr>
-                <w:b/>
-                <w:i w:val="0"/>
-                <w:color w:val="16A34A"/>
-                <w:sz w:val="16"/>
-              </w:rPr>
-              <w:t>—</w:t>
-            </w:r>
-          </w:p>
-        </w:tc>
-        <w:tc>
-          <w:tcPr>
-            <w:tcW w:type="dxa" w:w="1191"/>
-          </w:tcPr>
-          <w:p>
-            <w:r>
-              <w:rPr>
-                <w:b w:val="0"/>
-                <w:i w:val="0"/>
-                <w:color w:val="64748B"/>
-                <w:sz w:val="16"/>
-              </w:rPr>
-              <w:t>GT-CQ</w:t>
-            </w:r>
-          </w:p>
-        </w:tc>
-        <w:tc>
-          <w:tcPr>
-            <w:tcW w:type="dxa" w:w="4706"/>
-          </w:tcPr>
-          <w:p>
-            <w:r>
-              <w:rPr>
-                <w:b w:val="0"/>
-                <w:i w:val="0"/>
-                <w:sz w:val="17"/>
-              </w:rPr>
-              <w:t>Merci de ne pas corriger si vous êtes sûr de celui donné par le ménage et observé par vous.</w:t>
-            </w:r>
-          </w:p>
-        </w:tc>
-      </w:tr>
-      <w:tr>
-        <w:tc>
-          <w:tcPr>
-            <w:tcW w:type="dxa" w:w="964"/>
-          </w:tcPr>
-          <w:p>
-            <w:r>
-              <w:rPr>
-                <w:b/>
-                <w:i w:val="0"/>
-                <w:color w:val="EA580C"/>
-                <w:sz w:val="16"/>
-              </w:rPr>
-              <w:t>Moyenne</w:t>
-            </w:r>
-          </w:p>
-        </w:tc>
-        <w:tc>
-          <w:tcPr>
-            <w:tcW w:type="dxa" w:w="1247"/>
-          </w:tcPr>
-          <w:p>
-            <w:r>
-              <w:rPr>
-                <w:b/>
-                <w:i w:val="0"/>
-                <w:sz w:val="16"/>
-              </w:rPr>
-              <w:t>S12</w:t>
-              <w:br/>
-            </w:r>
-            <w:r>
-              <w:rPr>
-                <w:b w:val="0"/>
-                <w:i w:val="0"/>
-                <w:color w:val="64748B"/>
-                <w:sz w:val="14"/>
-              </w:rPr>
-              <w:t>Avoirs / biens durables</w:t>
-            </w:r>
-          </w:p>
-        </w:tc>
-        <w:tc>
-          <w:tcPr>
-            <w:tcW w:type="dxa" w:w="1531"/>
-          </w:tcPr>
-          <w:p>
-            <w:r>
-              <w:rPr>
-                <w:b/>
-                <w:i w:val="0"/>
-                <w:color w:val="16A34A"/>
-                <w:sz w:val="16"/>
-              </w:rPr>
-              <w:t>—</w:t>
-            </w:r>
-          </w:p>
-        </w:tc>
-        <w:tc>
-          <w:tcPr>
-            <w:tcW w:type="dxa" w:w="1191"/>
-          </w:tcPr>
-          <w:p>
-            <w:r>
-              <w:rPr>
-                <w:b w:val="0"/>
-                <w:i w:val="0"/>
-                <w:color w:val="64748B"/>
-                <w:sz w:val="16"/>
-              </w:rPr>
-              <w:t>GT-CQ</w:t>
-            </w:r>
-          </w:p>
-        </w:tc>
-        <w:tc>
-          <w:tcPr>
-            <w:tcW w:type="dxa" w:w="4706"/>
-          </w:tcPr>
-          <w:p>
-            <w:r>
-              <w:rPr>
-                <w:b w:val="0"/>
-                <w:i w:val="0"/>
-                <w:sz w:val="17"/>
-              </w:rPr>
-              <w:t>Attention ! Ventilateur sur pied a été achété à 76000 Fcfa est relativement élevé par rapport aux autres prix d'achat observés dans cette zone.</w:t>
-            </w:r>
-          </w:p>
-        </w:tc>
-      </w:tr>
-      <w:tr>
-        <w:tc>
-          <w:tcPr>
-            <w:tcW w:type="dxa" w:w="964"/>
-          </w:tcPr>
-          <w:p>
-            <w:r>
-              <w:rPr>
-                <w:b/>
-                <w:i w:val="0"/>
-                <w:color w:val="EA580C"/>
-                <w:sz w:val="16"/>
-              </w:rPr>
-              <w:t>Moyenne</w:t>
-            </w:r>
-          </w:p>
-        </w:tc>
-        <w:tc>
-          <w:tcPr>
-            <w:tcW w:type="dxa" w:w="1247"/>
-          </w:tcPr>
-          <w:p>
-            <w:r>
-              <w:rPr>
-                <w:b/>
-                <w:i w:val="0"/>
-                <w:sz w:val="16"/>
-              </w:rPr>
-              <w:t>S12</w:t>
-              <w:br/>
-            </w:r>
-            <w:r>
-              <w:rPr>
-                <w:b w:val="0"/>
-                <w:i w:val="0"/>
-                <w:color w:val="64748B"/>
-                <w:sz w:val="14"/>
-              </w:rPr>
-              <w:t>Avoirs / biens durables</w:t>
-            </w:r>
-          </w:p>
-        </w:tc>
-        <w:tc>
-          <w:tcPr>
-            <w:tcW w:type="dxa" w:w="1531"/>
-          </w:tcPr>
-          <w:p>
-            <w:r>
-              <w:rPr>
-                <w:b/>
-                <w:i w:val="0"/>
-                <w:color w:val="16A34A"/>
-                <w:sz w:val="16"/>
-              </w:rPr>
-              <w:t>—</w:t>
-            </w:r>
-          </w:p>
-        </w:tc>
-        <w:tc>
-          <w:tcPr>
-            <w:tcW w:type="dxa" w:w="1191"/>
-          </w:tcPr>
-          <w:p>
-            <w:r>
-              <w:rPr>
-                <w:b w:val="0"/>
-                <w:i w:val="0"/>
-                <w:color w:val="64748B"/>
-                <w:sz w:val="16"/>
-              </w:rPr>
-              <w:t>GT-CQ</w:t>
-            </w:r>
-          </w:p>
-        </w:tc>
-        <w:tc>
-          <w:tcPr>
-            <w:tcW w:type="dxa" w:w="4706"/>
-          </w:tcPr>
-          <w:p>
-            <w:r>
-              <w:rPr>
-                <w:b w:val="0"/>
-                <w:i w:val="0"/>
-                <w:sz w:val="17"/>
-              </w:rPr>
-              <w:t>Prière de corriger ou de confirmer avec le QG.</w:t>
-            </w:r>
-          </w:p>
-        </w:tc>
-      </w:tr>
-      <w:tr>
-        <w:tc>
-          <w:tcPr>
-            <w:tcW w:type="dxa" w:w="964"/>
-          </w:tcPr>
-          <w:p>
-            <w:r>
-              <w:rPr>
-                <w:b/>
-                <w:i w:val="0"/>
-                <w:color w:val="EA580C"/>
-                <w:sz w:val="16"/>
-              </w:rPr>
-              <w:t>Moyenne</w:t>
-            </w:r>
-          </w:p>
-        </w:tc>
-        <w:tc>
-          <w:tcPr>
-            <w:tcW w:type="dxa" w:w="1247"/>
-          </w:tcPr>
-          <w:p>
-            <w:r>
-              <w:rPr>
-                <w:b/>
-                <w:i w:val="0"/>
-                <w:sz w:val="16"/>
-              </w:rPr>
-              <w:t>S12</w:t>
-              <w:br/>
-            </w:r>
-            <w:r>
-              <w:rPr>
-                <w:b w:val="0"/>
-                <w:i w:val="0"/>
-                <w:color w:val="64748B"/>
-                <w:sz w:val="14"/>
-              </w:rPr>
-              <w:t>Avoirs / biens durables</w:t>
-            </w:r>
-          </w:p>
-        </w:tc>
-        <w:tc>
-          <w:tcPr>
-            <w:tcW w:type="dxa" w:w="1531"/>
-          </w:tcPr>
-          <w:p>
-            <w:r>
-              <w:rPr>
-                <w:b/>
-                <w:i w:val="0"/>
-                <w:color w:val="16A34A"/>
-                <w:sz w:val="16"/>
-              </w:rPr>
-              <w:t>—</w:t>
-            </w:r>
-          </w:p>
-        </w:tc>
-        <w:tc>
-          <w:tcPr>
-            <w:tcW w:type="dxa" w:w="1191"/>
-          </w:tcPr>
-          <w:p>
-            <w:r>
-              <w:rPr>
-                <w:b w:val="0"/>
-                <w:i w:val="0"/>
-                <w:color w:val="64748B"/>
-                <w:sz w:val="16"/>
-              </w:rPr>
-              <w:t>GT-CQ</w:t>
-            </w:r>
-          </w:p>
-        </w:tc>
-        <w:tc>
-          <w:tcPr>
-            <w:tcW w:type="dxa" w:w="4706"/>
-          </w:tcPr>
-          <w:p>
-            <w:r>
-              <w:rPr>
-                <w:b w:val="0"/>
-                <w:i w:val="0"/>
-                <w:sz w:val="17"/>
-              </w:rPr>
               <w:t>Attention ! Ventilateur sur pied a été revendu à 50000 Fcfa qui est relativement élevé par rapport aux autres prix de revente observés dans cette zone.</w:t>
-            </w:r>
-          </w:p>
-        </w:tc>
-      </w:tr>
-      <w:tr>
-        <w:tc>
-          <w:tcPr>
-            <w:tcW w:type="dxa" w:w="964"/>
-          </w:tcPr>
-          <w:p>
-            <w:r>
-              <w:rPr>
-                <w:b/>
-                <w:i w:val="0"/>
-                <w:color w:val="EA580C"/>
-                <w:sz w:val="16"/>
-              </w:rPr>
-              <w:t>Moyenne</w:t>
-            </w:r>
-          </w:p>
-        </w:tc>
-        <w:tc>
-          <w:tcPr>
-            <w:tcW w:type="dxa" w:w="1247"/>
-          </w:tcPr>
-          <w:p>
-            <w:r>
-              <w:rPr>
-                <w:b/>
-                <w:i w:val="0"/>
-                <w:sz w:val="16"/>
-              </w:rPr>
-              <w:t>S13</w:t>
-              <w:br/>
-            </w:r>
-            <w:r>
-              <w:rPr>
-                <w:b w:val="0"/>
-                <w:i w:val="0"/>
-                <w:color w:val="64748B"/>
-                <w:sz w:val="14"/>
-              </w:rPr>
-              <w:t>Transferts</w:t>
-            </w:r>
-          </w:p>
-        </w:tc>
-        <w:tc>
-          <w:tcPr>
-            <w:tcW w:type="dxa" w:w="1531"/>
-          </w:tcPr>
-          <w:p>
-            <w:r>
-              <w:rPr>
-                <w:b/>
-                <w:i w:val="0"/>
-                <w:color w:val="16A34A"/>
-                <w:sz w:val="16"/>
-              </w:rPr>
-              <w:t>s00q07a, s00q08, s00q10, s00q13_0, s00q15_0, s00q17_0, s00q23a, s00q23b</w:t>
-            </w:r>
-          </w:p>
-        </w:tc>
-        <w:tc>
-          <w:tcPr>
-            <w:tcW w:type="dxa" w:w="1191"/>
-          </w:tcPr>
-          <w:p>
-            <w:r>
-              <w:rPr>
-                <w:b w:val="0"/>
-                <w:i w:val="0"/>
-                <w:color w:val="64748B"/>
-                <w:sz w:val="16"/>
-              </w:rPr>
-              <w:t>GT-CQ</w:t>
-            </w:r>
-          </w:p>
-        </w:tc>
-        <w:tc>
-          <w:tcPr>
-            <w:tcW w:type="dxa" w:w="4706"/>
-          </w:tcPr>
-          <w:p>
-            <w:r>
-              <w:rPr>
-                <w:b w:val="0"/>
-                <w:i w:val="0"/>
-                <w:sz w:val="17"/>
-              </w:rPr>
-              <w:t>L'enquêteur prière de fournir d'effort pour avoir le niveau d'étude et l'âge de celui qui a béneficié de l'argent dans la section 13b (Transfert emis).</w:t>
             </w:r>
           </w:p>
         </w:tc>
